--- a/planeaciones-nautica/public/templates/F-32.docx
+++ b/planeaciones-nautica/public/templates/F-32.docx
@@ -98,6 +98,12 @@
                 <w:rFonts w:ascii="Arial" w:eastAsia="Montserrat" w:hAnsi="Arial" w:cs="Arial"/>
               </w:rPr>
             </w:pPr>
+            <w:r>
+              <w:rPr>
+                <w:rFonts w:ascii="Arial" w:eastAsia="Montserrat" w:hAnsi="Arial" w:cs="Arial"/>
+              </w:rPr>
+              <w:t>{periodo}</w:t>
+            </w:r>
           </w:p>
         </w:tc>
       </w:tr>
@@ -228,7 +234,21 @@
               <w:rPr>
                 <w:rFonts w:ascii="Arial" w:eastAsia="Montserrat" w:hAnsi="Arial" w:cs="Arial"/>
               </w:rPr>
-              <w:t>{escuela}</w:t>
+              <w:t>{</w:t>
+            </w:r>
+            <w:proofErr w:type="spellStart"/>
+            <w:r>
+              <w:rPr>
+                <w:rFonts w:ascii="Arial" w:eastAsia="Montserrat" w:hAnsi="Arial" w:cs="Arial"/>
+              </w:rPr>
+              <w:t>escuelaNautica</w:t>
+            </w:r>
+            <w:proofErr w:type="spellEnd"/>
+            <w:r>
+              <w:rPr>
+                <w:rFonts w:ascii="Arial" w:eastAsia="Montserrat" w:hAnsi="Arial" w:cs="Arial"/>
+              </w:rPr>
+              <w:t>}</w:t>
             </w:r>
           </w:p>
         </w:tc>
@@ -272,6 +292,12 @@
                 <w:rFonts w:ascii="Arial" w:eastAsia="Montserrat" w:hAnsi="Arial" w:cs="Arial"/>
               </w:rPr>
             </w:pPr>
+            <w:r>
+              <w:rPr>
+                <w:rFonts w:ascii="Arial" w:eastAsia="Montserrat" w:hAnsi="Arial" w:cs="Arial"/>
+              </w:rPr>
+              <w:t>{cadetes}</w:t>
+            </w:r>
           </w:p>
         </w:tc>
       </w:tr>
@@ -319,6 +345,12 @@
                 <w:rFonts w:ascii="Arial" w:eastAsia="Montserrat" w:hAnsi="Arial" w:cs="Arial"/>
               </w:rPr>
             </w:pPr>
+            <w:r>
+              <w:rPr>
+                <w:rFonts w:ascii="Arial" w:eastAsia="Montserrat" w:hAnsi="Arial" w:cs="Arial"/>
+              </w:rPr>
+              <w:t>{docente}</w:t>
+            </w:r>
           </w:p>
         </w:tc>
       </w:tr>
@@ -363,7 +395,21 @@
               <w:rPr>
                 <w:rFonts w:ascii="Arial" w:eastAsia="Montserrat" w:hAnsi="Arial" w:cs="Arial"/>
               </w:rPr>
-              <w:t>{horasTotales}</w:t>
+              <w:t>{</w:t>
+            </w:r>
+            <w:proofErr w:type="spellStart"/>
+            <w:r>
+              <w:rPr>
+                <w:rFonts w:ascii="Arial" w:eastAsia="Montserrat" w:hAnsi="Arial" w:cs="Arial"/>
+              </w:rPr>
+              <w:t>horasTotales</w:t>
+            </w:r>
+            <w:proofErr w:type="spellEnd"/>
+            <w:r>
+              <w:rPr>
+                <w:rFonts w:ascii="Arial" w:eastAsia="Montserrat" w:hAnsi="Arial" w:cs="Arial"/>
+              </w:rPr>
+              <w:t>}</w:t>
             </w:r>
           </w:p>
         </w:tc>
@@ -435,7 +481,21 @@
               <w:rPr>
                 <w:rFonts w:ascii="Arial" w:eastAsia="Montserrat" w:hAnsi="Arial" w:cs="Arial"/>
               </w:rPr>
-              <w:t>{horasTeoricas}</w:t>
+              <w:t>{</w:t>
+            </w:r>
+            <w:proofErr w:type="spellStart"/>
+            <w:r>
+              <w:rPr>
+                <w:rFonts w:ascii="Arial" w:eastAsia="Montserrat" w:hAnsi="Arial" w:cs="Arial"/>
+              </w:rPr>
+              <w:t>horasTeoricas</w:t>
+            </w:r>
+            <w:proofErr w:type="spellEnd"/>
+            <w:r>
+              <w:rPr>
+                <w:rFonts w:ascii="Arial" w:eastAsia="Montserrat" w:hAnsi="Arial" w:cs="Arial"/>
+              </w:rPr>
+              <w:t>}</w:t>
             </w:r>
           </w:p>
         </w:tc>
@@ -477,7 +537,21 @@
               <w:rPr>
                 <w:rFonts w:ascii="Arial" w:eastAsia="Montserrat" w:hAnsi="Arial" w:cs="Arial"/>
               </w:rPr>
-              <w:t>{horasPracticas}</w:t>
+              <w:t>{</w:t>
+            </w:r>
+            <w:proofErr w:type="spellStart"/>
+            <w:r>
+              <w:rPr>
+                <w:rFonts w:ascii="Arial" w:eastAsia="Montserrat" w:hAnsi="Arial" w:cs="Arial"/>
+              </w:rPr>
+              <w:t>horasPracticas</w:t>
+            </w:r>
+            <w:proofErr w:type="spellEnd"/>
+            <w:r>
+              <w:rPr>
+                <w:rFonts w:ascii="Arial" w:eastAsia="Montserrat" w:hAnsi="Arial" w:cs="Arial"/>
+              </w:rPr>
+              <w:t>}</w:t>
             </w:r>
           </w:p>
         </w:tc>
@@ -559,7 +633,21 @@
               <w:rPr>
                 <w:rFonts w:ascii="Arial" w:eastAsia="Montserrat" w:hAnsi="Arial" w:cs="Arial"/>
               </w:rPr>
-              <w:t>{horasSemana}</w:t>
+              <w:t>{</w:t>
+            </w:r>
+            <w:proofErr w:type="spellStart"/>
+            <w:r>
+              <w:rPr>
+                <w:rFonts w:ascii="Arial" w:eastAsia="Montserrat" w:hAnsi="Arial" w:cs="Arial"/>
+              </w:rPr>
+              <w:t>horasSemana</w:t>
+            </w:r>
+            <w:proofErr w:type="spellEnd"/>
+            <w:r>
+              <w:rPr>
+                <w:rFonts w:ascii="Arial" w:eastAsia="Montserrat" w:hAnsi="Arial" w:cs="Arial"/>
+              </w:rPr>
+              <w:t>}</w:t>
             </w:r>
           </w:p>
         </w:tc>
@@ -700,6 +788,9 @@
           </w:tcPr>
           <w:p>
             <w:pPr>
+              <w:tabs>
+                <w:tab w:val="left" w:pos="1692"/>
+              </w:tabs>
               <w:jc w:val="both"/>
               <w:rPr>
                 <w:rFonts w:ascii="Arial" w:eastAsia="Montserrat" w:hAnsi="Arial" w:cs="Arial"/>
@@ -712,6 +803,20 @@
                 <w:b/>
               </w:rPr>
               <w:t>GRUPO:</w:t>
+            </w:r>
+            <w:r>
+              <w:rPr>
+                <w:rFonts w:ascii="Arial" w:eastAsia="Montserrat" w:hAnsi="Arial" w:cs="Arial"/>
+                <w:b/>
+              </w:rPr>
+              <w:tab/>
+            </w:r>
+            <w:r>
+              <w:rPr>
+                <w:rFonts w:ascii="Arial" w:eastAsia="Montserrat" w:hAnsi="Arial" w:cs="Arial"/>
+                <w:b/>
+              </w:rPr>
+              <w:t>{grupo}</w:t>
             </w:r>
           </w:p>
         </w:tc>
@@ -799,7 +904,23 @@
                 <w:rFonts w:ascii="Arial" w:eastAsia="Montserrat" w:hAnsi="Arial" w:cs="Arial"/>
                 <w:b/>
               </w:rPr>
-              <w:t>{objetivoGeneral}</w:t>
+              <w:t>{</w:t>
+            </w:r>
+            <w:proofErr w:type="spellStart"/>
+            <w:r>
+              <w:rPr>
+                <w:rFonts w:ascii="Arial" w:eastAsia="Montserrat" w:hAnsi="Arial" w:cs="Arial"/>
+                <w:b/>
+              </w:rPr>
+              <w:t>objetivoGeneral</w:t>
+            </w:r>
+            <w:proofErr w:type="spellEnd"/>
+            <w:r>
+              <w:rPr>
+                <w:rFonts w:ascii="Arial" w:eastAsia="Montserrat" w:hAnsi="Arial" w:cs="Arial"/>
+                <w:b/>
+              </w:rPr>
+              <w:t>}</w:t>
             </w:r>
           </w:p>
           <w:p>
@@ -1895,7 +2016,23 @@
                 <w:rFonts w:ascii="Arial" w:eastAsia="Montserrat" w:hAnsi="Arial" w:cs="Arial"/>
                 <w:b/>
               </w:rPr>
-              <w:t>{objetivoEspecifico}</w:t>
+              <w:t>{</w:t>
+            </w:r>
+            <w:proofErr w:type="spellStart"/>
+            <w:r>
+              <w:rPr>
+                <w:rFonts w:ascii="Arial" w:eastAsia="Montserrat" w:hAnsi="Arial" w:cs="Arial"/>
+                <w:b/>
+              </w:rPr>
+              <w:t>objetivoEspecifico</w:t>
+            </w:r>
+            <w:proofErr w:type="spellEnd"/>
+            <w:r>
+              <w:rPr>
+                <w:rFonts w:ascii="Arial" w:eastAsia="Montserrat" w:hAnsi="Arial" w:cs="Arial"/>
+                <w:b/>
+              </w:rPr>
+              <w:t>}</w:t>
             </w:r>
           </w:p>
         </w:tc>
@@ -2446,7 +2583,23 @@
                 <w:rFonts w:ascii="Arial" w:eastAsia="Montserrat" w:hAnsi="Arial" w:cs="Arial"/>
                 <w:b/>
               </w:rPr>
-              <w:t>{evaluacion}</w:t>
+              <w:t>{</w:t>
+            </w:r>
+            <w:proofErr w:type="spellStart"/>
+            <w:r>
+              <w:rPr>
+                <w:rFonts w:ascii="Arial" w:eastAsia="Montserrat" w:hAnsi="Arial" w:cs="Arial"/>
+                <w:b/>
+              </w:rPr>
+              <w:t>evaluacion</w:t>
+            </w:r>
+            <w:proofErr w:type="spellEnd"/>
+            <w:r>
+              <w:rPr>
+                <w:rFonts w:ascii="Arial" w:eastAsia="Montserrat" w:hAnsi="Arial" w:cs="Arial"/>
+                <w:b/>
+              </w:rPr>
+              <w:t>}</w:t>
             </w:r>
           </w:p>
           <w:p>
@@ -2478,7 +2631,23 @@
                 <w:rFonts w:ascii="Arial" w:eastAsia="Montserrat" w:hAnsi="Arial" w:cs="Arial"/>
                 <w:b/>
               </w:rPr>
-              <w:t>{/unidadBloques}</w:t>
+              <w:t>{/</w:t>
+            </w:r>
+            <w:proofErr w:type="spellStart"/>
+            <w:r>
+              <w:rPr>
+                <w:rFonts w:ascii="Arial" w:eastAsia="Montserrat" w:hAnsi="Arial" w:cs="Arial"/>
+                <w:b/>
+              </w:rPr>
+              <w:t>unidadBloques</w:t>
+            </w:r>
+            <w:proofErr w:type="spellEnd"/>
+            <w:r>
+              <w:rPr>
+                <w:rFonts w:ascii="Arial" w:eastAsia="Montserrat" w:hAnsi="Arial" w:cs="Arial"/>
+                <w:b/>
+              </w:rPr>
+              <w:t>}</w:t>
             </w:r>
           </w:p>
         </w:tc>

--- a/planeaciones-nautica/public/templates/F-32.docx
+++ b/planeaciones-nautica/public/templates/F-32.docx
@@ -1872,26 +1872,14 @@
           </w:tcPr>
           <w:p>
             <w:pPr>
-              <w:tabs>
-                <w:tab w:val="left" w:pos="4464"/>
-              </w:tabs>
-              <w:jc w:val="both"/>
-              <w:rPr>
-                <w:rFonts w:ascii="Arial" w:eastAsia="Montserrat" w:hAnsi="Arial" w:cs="Arial"/>
-                <w:b/>
-              </w:rPr>
-            </w:pPr>
-            <w:r>
-              <w:rPr>
-                <w:rFonts w:ascii="Arial" w:eastAsia="Montserrat" w:hAnsi="Arial" w:cs="Arial"/>
-                <w:b/>
-              </w:rPr>
-              <w:tab/>
-            </w:r>
-            <w:r>
-              <w:rPr>
-                <w:rFonts w:ascii="Arial" w:eastAsia="Montserrat" w:hAnsi="Arial" w:cs="Arial"/>
-                <w:b/>
+              <w:jc w:val="left"/>
+              <w:rPr>
+                <w:rFonts w:ascii="Arial" w:eastAsia="Montserrat" w:hAnsi="Arial" w:cs="Arial"/>
+              </w:rPr>
+            </w:pPr>
+            <w:r>
+              <w:rPr>
+                <w:rFonts w:ascii="Arial" w:eastAsia="Montserrat" w:hAnsi="Arial" w:cs="Arial"/>
               </w:rPr>
               <w:t>{fuentes}</w:t>
             </w:r>
@@ -3155,7 +3143,7 @@
                 <w:b/>
                 <w:color w:val="FFFFFF" w:themeColor="background1"/>
               </w:rPr>
-              <w:t>1er PARCIAL</w:t>
+              <w:t>1er PARCIAL ({fechaParcial1})</w:t>
             </w:r>
           </w:p>
         </w:tc>
@@ -3314,7 +3302,7 @@
                 <w:lang w:val="es-MX"/>
               </w:rPr>
               <w:softHyphen/>
-              <w:t>__</w:t>
+              <w:t>{pctActividades}</w:t>
             </w:r>
             <w:r>
               <w:rPr>
@@ -3633,7 +3621,7 @@
                 <w:b/>
                 <w:bCs/>
               </w:rPr>
-              <w:t>PARTICIPACIONES Y USO DE TICS __</w:t>
+              <w:t>PARTICIPACIONES Y USO DE TICS {pctParticipacion}</w:t>
             </w:r>
             <w:r>
               <w:rPr>
@@ -3814,14 +3802,14 @@
                 <w:rFonts w:ascii="Arial" w:eastAsia="Montserrat" w:hAnsi="Arial" w:cs="Arial"/>
                 <w:b/>
               </w:rPr>
-              <w:t>_</w:t>
-            </w:r>
-            <w:r>
-              <w:rPr>
-                <w:rFonts w:ascii="Arial" w:eastAsia="Montserrat" w:hAnsi="Arial" w:cs="Arial"/>
-                <w:b/>
-              </w:rPr>
-              <w:t>_</w:t>
+              <w:t>{pctConocimiento}</w:t>
+            </w:r>
+            <w:r>
+              <w:rPr>
+                <w:rFonts w:ascii="Arial" w:eastAsia="Montserrat" w:hAnsi="Arial" w:cs="Arial"/>
+                <w:b/>
+              </w:rPr>
+              <w:t/>
             </w:r>
             <w:r>
               <w:rPr>
@@ -3953,7 +3941,7 @@
                 <w:b/>
                 <w:color w:val="FFFFFF" w:themeColor="background1"/>
               </w:rPr>
-              <w:t>do PARCIAL</w:t>
+              <w:t>do PARCIAL ({fechaParcial2})</w:t>
             </w:r>
           </w:p>
         </w:tc>
@@ -4122,14 +4110,14 @@
                 <w:rFonts w:ascii="Arial" w:eastAsia="Montserrat" w:hAnsi="Arial" w:cs="Arial"/>
                 <w:b/>
               </w:rPr>
-              <w:t>_</w:t>
-            </w:r>
-            <w:r>
-              <w:rPr>
-                <w:rFonts w:ascii="Arial" w:eastAsia="Montserrat" w:hAnsi="Arial" w:cs="Arial"/>
-                <w:b/>
-              </w:rPr>
-              <w:t>_</w:t>
+              <w:t>{pctActividades}</w:t>
+            </w:r>
+            <w:r>
+              <w:rPr>
+                <w:rFonts w:ascii="Arial" w:eastAsia="Montserrat" w:hAnsi="Arial" w:cs="Arial"/>
+                <w:b/>
+              </w:rPr>
+              <w:t/>
             </w:r>
             <w:r>
               <w:rPr>
@@ -4455,7 +4443,7 @@
                 <w:b/>
                 <w:bCs/>
               </w:rPr>
-              <w:t>TICS _</w:t>
+              <w:t>TICS {pctParticipacion}</w:t>
             </w:r>
             <w:r>
               <w:rPr>
@@ -4463,7 +4451,7 @@
                 <w:b/>
                 <w:bCs/>
               </w:rPr>
-              <w:t>_</w:t>
+              <w:t/>
             </w:r>
             <w:r>
               <w:rPr>
@@ -4643,14 +4631,14 @@
                 <w:rFonts w:ascii="Arial" w:eastAsia="Montserrat" w:hAnsi="Arial" w:cs="Arial"/>
                 <w:b/>
               </w:rPr>
-              <w:t>_</w:t>
-            </w:r>
-            <w:r>
-              <w:rPr>
-                <w:rFonts w:ascii="Arial" w:eastAsia="Montserrat" w:hAnsi="Arial" w:cs="Arial"/>
-                <w:b/>
-              </w:rPr>
-              <w:t>__</w:t>
+              <w:t>{pctConocimiento}</w:t>
+            </w:r>
+            <w:r>
+              <w:rPr>
+                <w:rFonts w:ascii="Arial" w:eastAsia="Montserrat" w:hAnsi="Arial" w:cs="Arial"/>
+                <w:b/>
+              </w:rPr>
+              <w:t/>
             </w:r>
             <w:r>
               <w:rPr>
